--- a/安大略省中医Doctor头衔制度_修订版(1)0526_审稿修订模式.docx
+++ b/安大略省中医Doctor头衔制度_修订版(1)0526_审稿修订模式.docx
@@ -592,20 +592,72 @@
           <w:color w:val="auto"/>
         </w:rPr>
       </w:pPr>
-      <w:del w:id="10001" w:author="审稿修订" w:date="2026-05-27T08:28:42Z">
+      <w:del w:id="10001" w:author="审稿修订" w:date="2026-05-27T08:55:13Z">
         <w:r>
           <w:rPr>
             <w:color w:val="auto"/>
           </w:rPr>
-          <w:delText xml:space="preserve">本研究采用政策文本分析方法，对RHPA及CTCMPAO相关文件进行系统梳理，并以职业头衔属性、能力框架结构及教育路径设计为比较维度，对安大略省制度与国际参照制度进行横向比较。数据来源涵盖三类：其一，立法文件，包括RHPA及《传统中医法》（2006）；其二，监管机构文件，包括CTCMPAO发布的Doctor类别能力框架、注册标准及政策说明；其三，国际参照文件，包括世界卫生组织传统医学战略文件（2014—2023）、国际疾病分类第十一版传统医学分类，以及美国、澳大利亚中医监管制度相关文本。</w:delText>
+          <w:delText>本研究采用政策文本分析方法，对RHPA及CTCMPAO相关文件进行系统梳理，并以职业头衔属性、能力框架结构及教育路径设计为比较维度，对安大略省制度与国际参照制度进行横向比较。数据来源涵盖三类：其一，立法文件，包括RHPA及《传统中医法》（2006）；其二，监管机构文件，包括CTCMPAO发布的Doctor类别能力框架、注册标准及政策说明；其三，国际参照文件，包括世界卫生组织传统医学战略文件（2014—2023）</w:delText>
         </w:r>
-      </w:del>
-      <w:ins w:id="10002" w:author="审稿修订" w:date="2026-05-27T08:28:42Z">
+        <w:r>
+          <w:rPr>
+            <w:rStyle w:val="16"/>
+            <w:color w:val="auto"/>
+          </w:rPr>
+          <w:footnoteReference w:id="5"/>
+        </w:r>
         <w:r>
           <w:rPr>
             <w:color w:val="auto"/>
           </w:rPr>
-          <w:t xml:space="preserve">本研究采用政策文本分析方法，分析流程依次为文本搜集、文本编码、维度比较与制度阐释。文本搜集阶段系统收集与中医监管直接相关的立法、监管机构与行业指南文件；文本编码阶段以头衔属性、能力构成、教育路径与评估机制为分析维度，提取各文本中可比的制度要素；维度比较阶段以编码结果为基础，在安大略省与美国、澳大利亚之间进行同类对照；制度阐释阶段结合监管理论与传统医学制度化背景，对比较结果加以解释。资料来源涵盖三类：其一，立法文件，包括RHPA、《传统中医法》（2006）及澳大利亚《健康从业者监管国家法》；其二，监管机构文件，包括CTCMPAO Doctor类别能力框架、注册标准及政策说明，AHPRA与中医管理委员会（CMBA）发布的注册标准与行为守则，以及美国针灸与东方医学认证委员会（ACAHM）的认证标准；其三，国际参照文件，包括世界卫生组织传统医学战略文件（2014—2023）与《国际疾病分类》第十一版传统医学分类。</w:t>
+          <w:delText>、国际疾病分类第十一版传统医学分类</w:delText>
+        </w:r>
+        <w:r>
+          <w:rPr>
+            <w:rStyle w:val="16"/>
+            <w:color w:val="auto"/>
+          </w:rPr>
+          <w:footnoteReference w:id="6"/>
+        </w:r>
+        <w:r>
+          <w:rPr>
+            <w:color w:val="auto"/>
+          </w:rPr>
+          <w:delText>，以及美国、澳大利亚中医监管制度相关文本。</w:delText>
+        </w:r>
+      </w:del>
+      <w:ins w:id="10002" w:author="审稿修订" w:date="2026-05-27T08:55:13Z">
+        <w:r>
+          <w:rPr>
+            <w:color w:val="auto"/>
+          </w:rPr>
+          <w:t xml:space="preserve">本研究采用政策文本分析方法，分析流程依次为文本搜集、文本编码、维度比较与制度阐释。文本搜集阶段系统收集与中医监管直接相关的立法、监管机构与行业指南文件；文本编码阶段以头衔属性、能力构成、教育路径与评估机制为分析维度，提取各文本中可比的制度要素，编码结果汇总于附录A；维度比较阶段以编码结果为基础，在安大略省与美国、澳大利亚之间进行同类对照；制度阐释阶段结合监管理论与传统医学制度化背景，对比较结果加以解释。资料来源涵盖三类：其一，立法文件，包括RHPA、《传统中医法》（2006）及澳大利亚《健康从业者监管国家法》；其二，监管机构文件，包括CTCMPAO Doctor类别能力框架与Doctor头衔注册规则、AHPRA与中医管理委员会（CMBA）发布的注册标准与行为守则、美国针灸与东方医学认证委员会（ACAHM）的认证标准；其三，国际参照文件，包括世界卫生组织传统医学战略文件（2014—2023）</w:t>
+        </w:r>
+        <w:r>
+          <w:rPr>
+            <w:rStyle w:val="16"/>
+            <w:color w:val="auto"/>
+          </w:rPr>
+          <w:footnoteReference w:id="5"/>
+        </w:r>
+        <w:r>
+          <w:rPr>
+            <w:color w:val="auto"/>
+          </w:rPr>
+          <w:t xml:space="preserve">与《国际疾病分类》第十一版传统医学分类</w:t>
+        </w:r>
+        <w:r>
+          <w:rPr>
+            <w:rStyle w:val="16"/>
+            <w:color w:val="auto"/>
+          </w:rPr>
+          <w:footnoteReference w:id="6"/>
+        </w:r>
+        <w:r>
+          <w:rPr>
+            <w:color w:val="auto"/>
+          </w:rPr>
+          <w:t xml:space="preserve">。</w:t>
         </w:r>
       </w:ins>
     </w:p>
@@ -1476,15 +1528,15 @@
           <w:color w:val="auto"/>
         </w:rPr>
       </w:pPr>
-      <w:del w:id="10003" w:author="审稿修订" w:date="2026-05-27T08:28:42Z">
+      <w:del w:id="10003" w:author="审稿修订" w:date="2026-05-27T08:55:13Z">
         <w:r>
           <w:rPr>
             <w:color w:val="auto"/>
           </w:rPr>
-          <w:delText xml:space="preserve">从制度分析视角看，Doctor头衔制度的本质是基于能力分层的职业治理工具，而非单纯的称谓调整。具体而言，该制度同时承担三重制度功能：第一，能力分层功能，通过明确的资格标准将执业者群体按能力层级加以区分；第二，法律责任强化功能，Doctor头衔与更高程度的临床决策权及相应的法律伦理责任相挂钩；第三，信息信号机制功能，在患者与执业者之间建立能力可辨识的信号传递路径，有助于降低医疗服务市场的信息不对称。</w:delText>
+          <w:delText>从制度分析视角看，Doctor头衔制度的本质是基于能力分层的职业治理工具，而非单纯的称谓调整。具体而言，该制度同时承担三重制度功能：第一，能力分层功能，通过明确的资格标准将执业者群体按能力层级加以区分；第二，法律责任强化功能，Doctor头衔与更高程度的临床决策权及相应的法律伦理责任相挂钩；第三，信息信号机制功能，在患者与执业者之间建立能力可辨识的信号传递路径，有助于降低医疗服务市场的信息不对称。</w:delText>
         </w:r>
       </w:del>
-      <w:ins w:id="10004" w:author="审稿修订" w:date="2026-05-27T08:28:42Z">
+      <w:ins w:id="10004" w:author="审稿修订" w:date="2026-05-27T08:55:13Z">
         <w:r>
           <w:rPr>
             <w:color w:val="auto"/>
@@ -2930,15 +2982,15 @@
         <w:jc w:val="both"/>
         <w:rPr>
           <w:color w:val="auto"/>
-          <w:del w:id="10006" w:author="审稿修订" w:date="2026-05-27T08:28:42Z"/>
-        </w:rPr>
-      </w:pPr>
-      <w:del w:id="10005" w:author="审稿修订" w:date="2026-05-27T08:28:42Z">
+          <w:del w:id="10006" w:author="审稿修订" w:date="2026-05-27T08:55:13Z"/>
+        </w:rPr>
+      </w:pPr>
+      <w:del w:id="10005" w:author="审稿修订" w:date="2026-05-27T08:55:13Z">
         <w:r>
           <w:rPr>
             <w:color w:val="auto"/>
           </w:rPr>
-          <w:delText xml:space="preserve">从理论层面看，上述九个能力领域可进一步抽象为三大核心维度：认知能力，涵盖医学基础、诊断与诊疗能力，强调临床知识的整合与判断；技术能力，包括针灸技术与中药处方能力，强调操作规范与安全标准；职业素养，涵盖人际沟通、专业伦理、诊所管理与安全风险管理，强调执业者在多专业医疗环境中的责任意识与专业行为。</w:delText>
+          <w:delText>从理论层面看，上述九个能力领域可进一步抽象为三大核心维度：认知能力，涵盖医学基础、诊断与诊疗能力，强调临床知识的整合与判断；技术能力，包括针灸技术与中药处方能力，强调操作规范与安全标准；职业素养，涵盖人际沟通、专业伦理、诊所管理与安全风险管理，强调执业者在多专业医疗环境中的责任意识与专业行为。</w:delText>
         </w:r>
       </w:del>
     </w:p>
@@ -3537,15 +3589,15 @@
           <w:color w:val="auto"/>
         </w:rPr>
       </w:pPr>
-      <w:del w:id="10007" w:author="审稿修订" w:date="2026-05-27T08:28:42Z">
+      <w:del w:id="10007" w:author="审稿修订" w:date="2026-05-27T08:55:13Z">
         <w:r>
           <w:rPr>
             <w:color w:val="auto"/>
           </w:rPr>
-          <w:delText xml:space="preserve">安大略省中医Doctor头衔制度的建立，标志着中医职业制度发展进入新的阶段。在既有监管框架下，通过能力标准、教育要求与临床评估制度之间的系统衔接，中医职业逐步形成具有层级结构的专业体系。Doctor头衔在此结构中承担识别高层级临床能力的制度功能，使职业内部的专业分工与能力差异得以在法律与监管层面获得明确表达。</w:delText>
+          <w:delText>安大略省中医Doctor头衔制度的建立，标志着中医职业制度发展进入新的阶段。在既有监管框架下，通过能力标准、教育要求与临床评估制度之间的系统衔接，中医职业逐步形成具有层级结构的专业体系。Doctor头衔在此结构中承担识别高层级临床能力的制度功能，使职业内部的专业分工与能力差异得以在法律与监管层面获得明确表达。</w:delText>
         </w:r>
       </w:del>
-      <w:ins w:id="10008" w:author="审稿修订" w:date="2026-05-27T08:28:42Z">
+      <w:ins w:id="10008" w:author="审稿修订" w:date="2026-05-27T08:55:13Z">
         <w:r>
           <w:rPr>
             <w:color w:val="auto"/>
@@ -3561,15 +3613,15 @@
         <w:jc w:val="both"/>
         <w:rPr>
           <w:color w:val="auto"/>
-          <w:del w:id="10010" w:author="审稿修订" w:date="2026-05-27T08:28:42Z"/>
-        </w:rPr>
-      </w:pPr>
-      <w:del w:id="10009" w:author="审稿修订" w:date="2026-05-27T08:28:42Z">
+          <w:del w:id="10010" w:author="审稿修订" w:date="2026-05-27T08:55:13Z"/>
+        </w:rPr>
+      </w:pPr>
+      <w:del w:id="10009" w:author="审稿修订" w:date="2026-05-27T08:55:13Z">
         <w:r>
           <w:rPr>
             <w:color w:val="auto"/>
           </w:rPr>
-          <w:delText xml:space="preserve">与既有R.TCMP与R.Ac注册资格相比，Doctor头衔所代表的不仅是执业范围的差异，更涉及临床决策能力与专业责任的制度定位。通过能力框架与资格评估制度的配套设计，Doctor头衔成为监管机构识别高层级临床执业者的重要制度工具——对患者有助于提高专业能力的可辨识性，对监管制度则有助于在职业分层与公共安全保障之间建立更清晰的制度联系。</w:delText>
+          <w:delText>与既有R.TCMP与R.Ac注册资格相比，Doctor头衔所代表的不仅是执业范围的差异，更涉及临床决策能力与专业责任的制度定位。通过能力框架与资格评估制度的配套设计，Doctor头衔成为监管机构识别高层级临床执业者的重要制度工具——对患者有助于提高专业能力的可辨识性，对监管制度则有助于在职业分层与公共安全保障之间建立更清晰的制度联系。</w:delText>
         </w:r>
       </w:del>
     </w:p>
@@ -3580,15 +3632,15 @@
         <w:jc w:val="both"/>
         <w:rPr>
           <w:color w:val="auto"/>
-          <w:del w:id="10012" w:author="审稿修订" w:date="2026-05-27T08:28:42Z"/>
-        </w:rPr>
-      </w:pPr>
-      <w:del w:id="10011" w:author="审稿修订" w:date="2026-05-27T08:28:42Z">
+          <w:del w:id="10012" w:author="审稿修订" w:date="2026-05-27T08:55:13Z"/>
+        </w:rPr>
+      </w:pPr>
+      <w:del w:id="10011" w:author="审稿修订" w:date="2026-05-27T08:55:13Z">
         <w:r>
           <w:rPr>
             <w:color w:val="auto"/>
           </w:rPr>
-          <w:delText xml:space="preserve">Doctor头衔制度的形成，反映出传统医学逐步融入现代医疗监管体系的制度趋势。透过法律监管、教育标准与能力评估制度之间的协调，中医职业得以在维持自身理论体系的同时，逐步建立符合现代医疗职业特征的专业结构。这一发展模式表明，传统医学的制度化过程并非单纯的职业分类调整，而是涉及教育体系、专业能力与医疗治理结构的整体转型。</w:delText>
+          <w:delText>Doctor头衔制度的形成，反映出传统医学逐步融入现代医疗监管体系的制度趋势。透过法律监管、教育标准与能力评估制度之间的协调，中医职业得以在维持自身理论体系的同时，逐步建立符合现代医疗职业特征的专业结构。这一发展模式表明，传统医学的制度化过程并非单纯的职业分类调整，而是涉及教育体系、专业能力与医疗治理结构的整体转型。</w:delText>
         </w:r>
       </w:del>
     </w:p>
@@ -3615,15 +3667,15 @@
           <w:color w:val="auto"/>
         </w:rPr>
       </w:pPr>
-      <w:del w:id="10013" w:author="审稿修订" w:date="2026-05-27T08:28:42Z">
+      <w:del w:id="10013" w:author="审稿修订" w:date="2026-05-27T08:55:13Z">
         <w:r>
           <w:rPr>
             <w:color w:val="auto"/>
           </w:rPr>
-          <w:delText xml:space="preserve">本研究表明，安大略省中医Doctor头衔制度的形成遵循清晰的职业制度演进路径：标准化→能力分层→头衔制度→主流医疗体系整合。该路径揭示了传统医学职业制度化的内在逻辑——职业制度的成熟并非单一事件，而是教育体系规范化、专业能力标准化与制度认可机制相互强化的持续过程。Doctor头衔制度正是这一过程中的关键制度节点，标志着中医职业由执业许可管理向能力分层治理的制度转型。</w:delText>
+          <w:delText>本研究表明，安大略省中医Doctor头衔制度的形成遵循清晰的职业制度演进路径：标准化→能力分层→头衔制度→主流医疗体系整合。该路径揭示了传统医学职业制度化的内在逻辑——职业制度的成熟并非单一事件，而是教育体系规范化、专业能力标准化与制度认可机制相互强化的持续过程。Doctor头衔制度正是这一过程中的关键制度节点，标志着中医职业由执业许可管理向能力分层治理的制度转型。</w:delText>
         </w:r>
       </w:del>
-      <w:ins w:id="10014" w:author="审稿修订" w:date="2026-05-27T08:28:42Z">
+      <w:ins w:id="10014" w:author="审稿修订" w:date="2026-05-27T08:55:13Z">
         <w:r>
           <w:rPr>
             <w:color w:val="auto"/>
@@ -3655,55 +3707,75 @@
           <w:color w:val="auto"/>
         </w:rPr>
       </w:pPr>
-      <w:del w:id="10015" w:author="审稿修订" w:date="2026-05-27T08:28:42Z">
+      <w:del w:id="10015" w:author="审稿修订" w:date="2026-05-27T08:55:13Z">
         <w:r>
           <w:rPr>
             <w:color w:val="auto"/>
           </w:rPr>
-          <w:delText xml:space="preserve">安大略省的制度实践对中国推进中医职业制度改革具有重要参考价值。首先，中国现行中医职称制度（初级/中级/副高/正高）以职称序列为主轴，与基于能力分层的执业头衔制度在制度逻辑上存在差异——前者侧重科研贡献与年资积累，后者侧重临床能力认证。探索建立与职称制度相独立的能力分层执业头衔机制，或可作为中国中医职业制度改革的方向之一。其次，在国际化层面，国内职业资格体系与国际监管标准的兼容性将直接影响中医海外执业者的资历认可与职业发展路径，值得政策层面深入探讨。</w:delText>
+          <w:delText>安大略省的制度实践对中国推进中医职业制度改革具有重要参考价值。首先，中国现行中医职称制度（初级/中级/副高/正高）以职称序列为主轴，与基于能力分层的执业头衔制度在制度逻辑上存在差异——前者侧重科研贡献与年资积累，后者侧重临床能力认证。探索建立与职称制度相独立的能力分层执业头衔机制，或可作为中国中医职业制度改革的方向之一。其次，在国际化层面，国内职业资格体系与国际监管标准的兼容性将直接影响中医海外执业者的资历认可与职业发展路径，值得政策层面深入探讨。</w:delText>
+        </w:r>
+        <w:r>
+          <w:rPr>
+            <w:rStyle w:val="16"/>
+            <w:color w:val="auto"/>
+          </w:rPr>
+          <w:footnoteReference w:id="13"/>
         </w:r>
       </w:del>
-      <w:ins w:id="10016" w:author="审稿修订" w:date="2026-05-27T08:28:42Z">
+      <w:ins w:id="10016" w:author="审稿修订" w:date="2026-05-27T08:55:13Z">
         <w:r>
           <w:rPr>
             <w:color w:val="auto"/>
           </w:rPr>
-          <w:t xml:space="preserve">安大略经验对中国中医职业制度改革具有借鉴意义。中国现行中医职称制度（初级、中级、副高、正高）以科研贡献与年资积累为主要评价指标，与以临床能力认证为核心的执业头衔制度在制度逻辑上存在差异。在职称序列之外探索建立独立的能力分层执业头衔机制，有助于更直接地反映临床执业能力。此外，国内职业资格体系与国际监管标准的衔接，亦关系到中医海外执业者的资历认可与跨境职业发展。</w:t>
+          <w:t xml:space="preserve">安大略经验对中国中医职业制度改革具有借鉴意义。中国现行中医职称制度（初级、中级、副高、正高）以科研贡献与年资积累为主要评价指标，与以临床能力认证为核心的执业头衔制度在制度逻辑上存在差异；在职称序列之外探索建立独立的能力分层执业头衔机制，有助于更直接地反映临床执业能力，亦与《中医药发展战略规划纲要（2016—2030年）》对完善中医药人才评价制度的政策导向相呼应</w:t>
         </w:r>
-      </w:ins>
-    </w:p>
-    <w:p>
-      <w:pPr>
-        <w:pStyle w:val="3"/>
-        <w:rPr>
-          <w:color w:val="auto"/>
-        </w:rPr>
-      </w:pPr>
-      <w:r>
-        <w:rPr>
-          <w:color w:val="auto"/>
-        </w:rPr>
-        <w:t>8.3 国际意义</w:t>
-      </w:r>
-    </w:p>
-    <w:p>
-      <w:pPr>
-        <w:spacing w:after="140" w:line="380" w:lineRule="auto"/>
-        <w:ind w:firstLine="480"/>
-        <w:jc w:val="both"/>
-        <w:rPr>
-          <w:color w:val="auto"/>
-        </w:rPr>
-      </w:pPr>
-      <w:del w:id="10017" w:author="审稿修订" w:date="2026-05-27T08:28:42Z">
+        <w:r>
+          <w:rPr>
+            <w:rStyle w:val="16"/>
+            <w:color w:val="auto"/>
+          </w:rPr>
+          <w:footnoteReference w:id="13"/>
+        </w:r>
         <w:r>
           <w:rPr>
             <w:color w:val="auto"/>
           </w:rPr>
-          <w:delText xml:space="preserve">从更宏观的国际视野看，安大略省Doctor头衔制度为全球传统医学职业监管提供了可借鉴的制度框架。安大略省通过RHPA框架整合传统医学职业头衔的路径，展示了传统医学在保持理论特色的同时融入西方法律监管体系的可行模式，对澳大利亚、英国、美国等正在完善中医监管制度的国家和地区亦具有制度参照意义。传统医学的制度化过程须以教育体系、能力框架与法律监管三者的有机协调为基础，而能力分层机制则是实现传统医学向主流医疗体系有序整合的关键制度杠杆。</w:delText>
+          <w:t xml:space="preserve">。此外，国内职业资格体系与国际监管标准的衔接，亦关系到中医海外执业者的资历认可与跨境职业发展。</w:t>
+        </w:r>
+      </w:ins>
+    </w:p>
+    <w:p>
+      <w:pPr>
+        <w:pStyle w:val="3"/>
+        <w:rPr>
+          <w:color w:val="auto"/>
+        </w:rPr>
+      </w:pPr>
+      <w:r>
+        <w:rPr>
+          <w:color w:val="auto"/>
+        </w:rPr>
+        <w:t>8.3 国际意义</w:t>
+      </w:r>
+    </w:p>
+    <w:p>
+      <w:pPr>
+        <w:spacing w:after="140" w:line="380" w:lineRule="auto"/>
+        <w:ind w:firstLine="480"/>
+        <w:jc w:val="both"/>
+        <w:rPr>
+          <w:color w:val="auto"/>
+        </w:rPr>
+      </w:pPr>
+      <w:del w:id="10017" w:author="审稿修订" w:date="2026-05-27T08:55:13Z">
+        <w:r>
+          <w:rPr>
+            <w:color w:val="auto"/>
+          </w:rPr>
+          <w:delText>从更宏观的国际视野看，安大略省Doctor头衔制度为全球传统医学职业监管提供了可借鉴的制度框架。安大略省通过RHPA框架整合传统医学职业头衔的路径，展示了传统医学在保持理论特色的同时融入西方法律监管体系的可行模式，对澳大利亚、英国、美国等正在完善中医监管制度的国家和地区亦具有制度参照意义。传统医学的制度化过程须以教育体系、能力框架与法律监管三者的有机协调为基础，而能力分层机制则是实现传统医学向主流医疗体系有序整合的关键制度杠杆。</w:delText>
         </w:r>
       </w:del>
-      <w:ins w:id="10018" w:author="审稿修订" w:date="2026-05-27T08:28:42Z">
+      <w:ins w:id="10018" w:author="审稿修订" w:date="2026-05-27T08:55:13Z">
         <w:r>
           <w:rPr>
             <w:color w:val="auto"/>
@@ -4169,6 +4241,660 @@
           <w:szCs w:val="20"/>
         </w:rPr>
       </w:pPr>
+    </w:p>
+    <w:p>
+      <w:pPr>
+        <w:rPr>
+          <w:ins w:id="10019" w:author="审稿修订" w:date="2026-05-27T08:55:13Z"/>
+        </w:rPr>
+      </w:pPr>
+    </w:p>
+    <w:p>
+      <w:pPr>
+        <w:pStyle w:val="1"/>
+        <w:rPr>
+          <w:ins w:id="10020" w:author="审稿修订" w:date="2026-05-27T08:55:13Z"/>
+        </w:rPr>
+      </w:pPr>
+      <w:ins w:id="10021" w:author="审稿修订" w:date="2026-05-27T08:55:13Z">
+        <w:r>
+          <w:t xml:space="preserve">附录A 政策文本编码表</w:t>
+        </w:r>
+      </w:ins>
+    </w:p>
+    <w:p>
+      <w:pPr>
+        <w:rPr>
+          <w:ins w:id="10022" w:author="审稿修订" w:date="2026-05-27T08:55:13Z"/>
+        </w:rPr>
+      </w:pPr>
+      <w:ins w:id="10023" w:author="审稿修订" w:date="2026-05-27T08:55:13Z">
+        <w:r>
+          <w:t xml:space="preserve">本附录列示研究第1.1节所述四步政策文本分析流程的编码结果。5份原始政策文本在头衔属性、能力构成、教育路径、评估机制4个维度上的核心条款经文本编码后摘要如下。</w:t>
+        </w:r>
+      </w:ins>
+    </w:p>
+    <w:p>
+      <w:pPr>
+        <w:rPr>
+          <w:ins w:id="10024" w:author="审稿修订" w:date="2026-05-27T08:55:13Z"/>
+        </w:rPr>
+      </w:pPr>
+      <w:ins w:id="10025" w:author="审稿修订" w:date="2026-05-27T08:55:13Z">
+        <w:r>
+          <w:t xml:space="preserve">表3 政策文本×分析维度编码矩阵</w:t>
+        </w:r>
+      </w:ins>
+    </w:p>
+    <w:tbl>
+      <w:tblPr>
+        <w:tblW w:w="5000" w:type="pct"/>
+        <w:tblBorders>
+          <w:top w:val="single" w:sz="4" w:space="0" w:color="auto"/>
+          <w:left w:val="single" w:sz="4" w:space="0" w:color="auto"/>
+          <w:bottom w:val="single" w:sz="4" w:space="0" w:color="auto"/>
+          <w:right w:val="single" w:sz="4" w:space="0" w:color="auto"/>
+          <w:insideH w:val="single" w:sz="4" w:space="0" w:color="auto"/>
+          <w:insideV w:val="single" w:sz="4" w:space="0" w:color="auto"/>
+        </w:tblBorders>
+      </w:tblPr>
+      <w:tblGrid>
+        <w:gridCol w:w="1500"/>
+        <w:gridCol w:w="1500"/>
+        <w:gridCol w:w="1500"/>
+        <w:gridCol w:w="1500"/>
+        <w:gridCol w:w="1500"/>
+        <w:gridCol w:w="1500"/>
+      </w:tblGrid>
+      <w:tr>
+        <w:trPr>
+          <w:ins w:id="10026" w:author="审稿修订" w:date="2026-05-27T08:55:13Z"/>
+        </w:trPr>
+        <w:tc>
+          <w:tcPr>
+            <w:tcW w:w="833" w:type="pct"/>
+          </w:tcPr>
+          <w:p>
+            <w:pPr>
+              <w:rPr>
+                <w:ins w:id="10027" w:author="审稿修订" w:date="2026-05-27T08:55:13Z"/>
+              </w:rPr>
+            </w:pPr>
+            <w:ins w:id="10028" w:author="审稿修订" w:date="2026-05-27T08:55:13Z">
+              <w:r>
+                <w:rPr>
+                  <w:b/>
+                </w:rPr>
+                <w:t xml:space="preserve">分析维度</w:t>
+              </w:r>
+            </w:ins>
+          </w:p>
+        </w:tc>
+        <w:tc>
+          <w:tcPr>
+            <w:tcW w:w="833" w:type="pct"/>
+          </w:tcPr>
+          <w:p>
+            <w:pPr>
+              <w:rPr>
+                <w:ins w:id="10029" w:author="审稿修订" w:date="2026-05-27T08:55:13Z"/>
+              </w:rPr>
+            </w:pPr>
+            <w:ins w:id="10030" w:author="审稿修订" w:date="2026-05-27T08:55:13Z">
+              <w:r>
+                <w:rPr>
+                  <w:b/>
+                </w:rPr>
+                <w:t xml:space="preserve">06t27 TCM Act 2006 (ON)</w:t>
+              </w:r>
+            </w:ins>
+          </w:p>
+        </w:tc>
+        <w:tc>
+          <w:tcPr>
+            <w:tcW w:w="833" w:type="pct"/>
+          </w:tcPr>
+          <w:p>
+            <w:pPr>
+              <w:rPr>
+                <w:ins w:id="10031" w:author="审稿修订" w:date="2026-05-27T08:55:13Z"/>
+              </w:rPr>
+            </w:pPr>
+            <w:ins w:id="10032" w:author="审稿修订" w:date="2026-05-27T08:55:13Z">
+              <w:r>
+                <w:rPr>
+                  <w:b/>
+                </w:rPr>
+                <w:t xml:space="preserve">91r18 RHPA 1991 (ON)</w:t>
+              </w:r>
+            </w:ins>
+          </w:p>
+        </w:tc>
+        <w:tc>
+          <w:tcPr>
+            <w:tcW w:w="833" w:type="pct"/>
+          </w:tcPr>
+          <w:p>
+            <w:pPr>
+              <w:rPr>
+                <w:ins w:id="10033" w:author="审稿修订" w:date="2026-05-27T08:55:13Z"/>
+              </w:rPr>
+            </w:pPr>
+            <w:ins w:id="10034" w:author="审稿修订" w:date="2026-05-27T08:55:13Z">
+              <w:r>
+                <w:rPr>
+                  <w:b/>
+                </w:rPr>
+                <w:t xml:space="preserve">CTCMPAO Doctor Title Reg 2025</w:t>
+              </w:r>
+            </w:ins>
+          </w:p>
+        </w:tc>
+        <w:tc>
+          <w:tcPr>
+            <w:tcW w:w="833" w:type="pct"/>
+          </w:tcPr>
+          <w:p>
+            <w:pPr>
+              <w:rPr>
+                <w:ins w:id="10035" w:author="审稿修订" w:date="2026-05-27T08:55:13Z"/>
+              </w:rPr>
+            </w:pPr>
+            <w:ins w:id="10036" w:author="审稿修订" w:date="2026-05-27T08:55:13Z">
+              <w:r>
+                <w:rPr>
+                  <w:b/>
+                </w:rPr>
+                <w:t xml:space="preserve">CTCMPAO Doctor Class Comp.</w:t>
+              </w:r>
+            </w:ins>
+          </w:p>
+        </w:tc>
+        <w:tc>
+          <w:tcPr>
+            <w:tcW w:w="833" w:type="pct"/>
+          </w:tcPr>
+          <w:p>
+            <w:pPr>
+              <w:rPr>
+                <w:ins w:id="10037" w:author="审稿修订" w:date="2026-05-27T08:55:13Z"/>
+              </w:rPr>
+            </w:pPr>
+            <w:ins w:id="10038" w:author="审稿修订" w:date="2026-05-27T08:55:13Z">
+              <w:r>
+                <w:rPr>
+                  <w:b/>
+                </w:rPr>
+                <w:t xml:space="preserve">CMBA Code (AU)</w:t>
+              </w:r>
+            </w:ins>
+          </w:p>
+        </w:tc>
+      </w:tr>
+      <w:tr>
+        <w:trPr>
+          <w:ins w:id="10039" w:author="审稿修订" w:date="2026-05-27T08:55:13Z"/>
+        </w:trPr>
+        <w:tc>
+          <w:tcPr>
+            <w:tcW w:w="833" w:type="pct"/>
+          </w:tcPr>
+          <w:p>
+            <w:pPr>
+              <w:rPr>
+                <w:ins w:id="10040" w:author="审稿修订" w:date="2026-05-27T08:55:13Z"/>
+              </w:rPr>
+            </w:pPr>
+            <w:ins w:id="10041" w:author="审稿修订" w:date="2026-05-27T08:55:13Z">
+              <w:r>
+                <w:rPr/>
+                <w:t xml:space="preserve">D1 头衔属性</w:t>
+              </w:r>
+            </w:ins>
+          </w:p>
+        </w:tc>
+        <w:tc>
+          <w:tcPr>
+            <w:tcW w:w="833" w:type="pct"/>
+          </w:tcPr>
+          <w:p>
+            <w:pPr>
+              <w:rPr>
+                <w:ins w:id="10042" w:author="审稿修订" w:date="2026-05-27T08:55:13Z"/>
+              </w:rPr>
+            </w:pPr>
+            <w:ins w:id="10043" w:author="审稿修订" w:date="2026-05-27T08:55:13Z">
+              <w:r>
+                <w:rPr/>
+                <w:t xml:space="preserve">§8 限制使用「中医师/针灸师」头衔；§12 授权理事会对「Doctor」头衔加以规制</w:t>
+              </w:r>
+            </w:ins>
+          </w:p>
+        </w:tc>
+        <w:tc>
+          <w:tcPr>
+            <w:tcW w:w="833" w:type="pct"/>
+          </w:tcPr>
+          <w:p>
+            <w:pPr>
+              <w:rPr>
+                <w:ins w:id="10044" w:author="审稿修订" w:date="2026-05-27T08:55:13Z"/>
+              </w:rPr>
+            </w:pPr>
+            <w:ins w:id="10045" w:author="审稿修订" w:date="2026-05-27T08:55:13Z">
+              <w:r>
+                <w:rPr/>
+                <w:t xml:space="preserve">§33 全省禁用「doctor」头衔，例外由下位法规定</w:t>
+              </w:r>
+            </w:ins>
+          </w:p>
+        </w:tc>
+        <w:tc>
+          <w:tcPr>
+            <w:tcW w:w="833" w:type="pct"/>
+          </w:tcPr>
+          <w:p>
+            <w:pPr>
+              <w:rPr>
+                <w:ins w:id="10046" w:author="审稿修订" w:date="2026-05-27T08:55:13Z"/>
+              </w:rPr>
+            </w:pPr>
+            <w:ins w:id="10047" w:author="审稿修订" w:date="2026-05-27T08:55:13Z">
+              <w:r>
+                <w:rPr/>
+                <w:t xml:space="preserve">注册类别—头衔—缩写对照表（R.TCMP / R.Ac / Provisional 等）</w:t>
+              </w:r>
+            </w:ins>
+          </w:p>
+        </w:tc>
+        <w:tc>
+          <w:tcPr>
+            <w:tcW w:w="833" w:type="pct"/>
+          </w:tcPr>
+          <w:p>
+            <w:pPr>
+              <w:rPr>
+                <w:ins w:id="10048" w:author="审稿修订" w:date="2026-05-27T08:55:13Z"/>
+              </w:rPr>
+            </w:pPr>
+            <w:ins w:id="10049" w:author="审稿修订" w:date="2026-05-27T08:55:13Z">
+              <w:r>
+                <w:rPr/>
+                <w:t xml:space="preserve">正式确立「Doctor of Traditional Chinese Medicine」为新增头衔类别</w:t>
+              </w:r>
+            </w:ins>
+          </w:p>
+        </w:tc>
+        <w:tc>
+          <w:tcPr>
+            <w:tcW w:w="833" w:type="pct"/>
+          </w:tcPr>
+          <w:p>
+            <w:pPr>
+              <w:rPr>
+                <w:ins w:id="10050" w:author="审稿修订" w:date="2026-05-27T08:55:13Z"/>
+              </w:rPr>
+            </w:pPr>
+            <w:ins w:id="10051" w:author="审稿修订" w:date="2026-05-27T08:55:13Z">
+              <w:r>
+                <w:rPr/>
+                <w:t xml:space="preserve">通过 CPD 与执业守则保护「中医师」「中药师」「针灸师」头衔，未设 Doctor 分层</w:t>
+              </w:r>
+            </w:ins>
+          </w:p>
+        </w:tc>
+      </w:tr>
+      <w:tr>
+        <w:trPr>
+          <w:ins w:id="10052" w:author="审稿修订" w:date="2026-05-27T08:55:13Z"/>
+        </w:trPr>
+        <w:tc>
+          <w:tcPr>
+            <w:tcW w:w="833" w:type="pct"/>
+          </w:tcPr>
+          <w:p>
+            <w:pPr>
+              <w:rPr>
+                <w:ins w:id="10053" w:author="审稿修订" w:date="2026-05-27T08:55:13Z"/>
+              </w:rPr>
+            </w:pPr>
+            <w:ins w:id="10054" w:author="审稿修订" w:date="2026-05-27T08:55:13Z">
+              <w:r>
+                <w:rPr/>
+                <w:t xml:space="preserve">D2 能力构成</w:t>
+              </w:r>
+            </w:ins>
+          </w:p>
+        </w:tc>
+        <w:tc>
+          <w:tcPr>
+            <w:tcW w:w="833" w:type="pct"/>
+          </w:tcPr>
+          <w:p>
+            <w:pPr>
+              <w:rPr>
+                <w:ins w:id="10055" w:author="审稿修订" w:date="2026-05-27T08:55:13Z"/>
+              </w:rPr>
+            </w:pPr>
+            <w:ins w:id="10056" w:author="审稿修订" w:date="2026-05-27T08:55:13Z">
+              <w:r>
+                <w:rPr/>
+                <w:t xml:space="preserve">§3 界定中医诊断与治疗的执业范畴</w:t>
+              </w:r>
+            </w:ins>
+          </w:p>
+        </w:tc>
+        <w:tc>
+          <w:tcPr>
+            <w:tcW w:w="833" w:type="pct"/>
+          </w:tcPr>
+          <w:p>
+            <w:pPr>
+              <w:rPr>
+                <w:ins w:id="10057" w:author="审稿修订" w:date="2026-05-27T08:55:13Z"/>
+              </w:rPr>
+            </w:pPr>
+            <w:ins w:id="10058" w:author="审稿修订" w:date="2026-05-27T08:55:13Z">
+              <w:r>
+                <w:rPr/>
+                <w:t xml:space="preserve">§4 College 维持「知识、技能与判断」职业能力标准</w:t>
+              </w:r>
+            </w:ins>
+          </w:p>
+        </w:tc>
+        <w:tc>
+          <w:tcPr>
+            <w:tcW w:w="833" w:type="pct"/>
+          </w:tcPr>
+          <w:p>
+            <w:pPr>
+              <w:rPr>
+                <w:ins w:id="10059" w:author="审稿修订" w:date="2026-05-27T08:55:13Z"/>
+              </w:rPr>
+            </w:pPr>
+            <w:ins w:id="10060" w:author="审稿修订" w:date="2026-05-27T08:55:13Z">
+              <w:r>
+                <w:rPr/>
+                <w:t xml:space="preserve">申请人须证明具备安全执业所需能力以颁照</w:t>
+              </w:r>
+            </w:ins>
+          </w:p>
+        </w:tc>
+        <w:tc>
+          <w:tcPr>
+            <w:tcW w:w="833" w:type="pct"/>
+          </w:tcPr>
+          <w:p>
+            <w:pPr>
+              <w:rPr>
+                <w:ins w:id="10061" w:author="审稿修订" w:date="2026-05-27T08:55:13Z"/>
+              </w:rPr>
+            </w:pPr>
+            <w:ins w:id="10062" w:author="审稿修订" w:date="2026-05-27T08:55:13Z">
+              <w:r>
+                <w:rPr/>
+                <w:t xml:space="preserve">在「入门级职业能力」基础上叠加 Doctor 类专属能力</w:t>
+              </w:r>
+            </w:ins>
+          </w:p>
+        </w:tc>
+        <w:tc>
+          <w:tcPr>
+            <w:tcW w:w="833" w:type="pct"/>
+          </w:tcPr>
+          <w:p>
+            <w:pPr>
+              <w:rPr>
+                <w:ins w:id="10063" w:author="审稿修订" w:date="2026-05-27T08:55:13Z"/>
+              </w:rPr>
+            </w:pPr>
+            <w:ins w:id="10064" w:author="审稿修订" w:date="2026-05-27T08:55:13Z">
+              <w:r>
+                <w:rPr/>
+                <w:t xml:space="preserve">通过 CPD 维持执业能力，强调反思性实践</w:t>
+              </w:r>
+            </w:ins>
+          </w:p>
+        </w:tc>
+      </w:tr>
+      <w:tr>
+        <w:trPr>
+          <w:ins w:id="10065" w:author="审稿修订" w:date="2026-05-27T08:55:13Z"/>
+        </w:trPr>
+        <w:tc>
+          <w:tcPr>
+            <w:tcW w:w="833" w:type="pct"/>
+          </w:tcPr>
+          <w:p>
+            <w:pPr>
+              <w:rPr>
+                <w:ins w:id="10066" w:author="审稿修订" w:date="2026-05-27T08:55:13Z"/>
+              </w:rPr>
+            </w:pPr>
+            <w:ins w:id="10067" w:author="审稿修订" w:date="2026-05-27T08:55:13Z">
+              <w:r>
+                <w:rPr/>
+                <w:t xml:space="preserve">D3 教育路径</w:t>
+              </w:r>
+            </w:ins>
+          </w:p>
+        </w:tc>
+        <w:tc>
+          <w:tcPr>
+            <w:tcW w:w="833" w:type="pct"/>
+          </w:tcPr>
+          <w:p>
+            <w:pPr>
+              <w:rPr>
+                <w:ins w:id="10068" w:author="审稿修订" w:date="2026-05-27T08:55:13Z"/>
+              </w:rPr>
+            </w:pPr>
+            <w:ins w:id="10069" w:author="审稿修订" w:date="2026-05-27T08:55:13Z">
+              <w:r>
+                <w:rPr/>
+                <w:t xml:space="preserve">（未涉及，授权下位法）</w:t>
+              </w:r>
+            </w:ins>
+          </w:p>
+        </w:tc>
+        <w:tc>
+          <w:tcPr>
+            <w:tcW w:w="833" w:type="pct"/>
+          </w:tcPr>
+          <w:p>
+            <w:pPr>
+              <w:rPr>
+                <w:ins w:id="10070" w:author="审稿修订" w:date="2026-05-27T08:55:13Z"/>
+              </w:rPr>
+            </w:pPr>
+            <w:ins w:id="10071" w:author="审稿修订" w:date="2026-05-27T08:55:13Z">
+              <w:r>
+                <w:rPr/>
+                <w:t xml:space="preserve">§32 提及大学/学院附属诊所，具体教育规则授权下位法</w:t>
+              </w:r>
+            </w:ins>
+          </w:p>
+        </w:tc>
+        <w:tc>
+          <w:tcPr>
+            <w:tcW w:w="833" w:type="pct"/>
+          </w:tcPr>
+          <w:p>
+            <w:pPr>
+              <w:rPr>
+                <w:ins w:id="10072" w:author="审稿修订" w:date="2026-05-27T08:55:13Z"/>
+              </w:rPr>
+            </w:pPr>
+            <w:ins w:id="10073" w:author="审稿修订" w:date="2026-05-27T08:55:13Z">
+              <w:r>
+                <w:rPr/>
+                <w:t xml:space="preserve">全日制教育每年 ≥480 学时理论或 ≥620 学时实操；3—5年 post-secondary 课程</w:t>
+              </w:r>
+            </w:ins>
+          </w:p>
+        </w:tc>
+        <w:tc>
+          <w:tcPr>
+            <w:tcW w:w="833" w:type="pct"/>
+          </w:tcPr>
+          <w:p>
+            <w:pPr>
+              <w:rPr>
+                <w:ins w:id="10074" w:author="审稿修订" w:date="2026-05-27T08:55:13Z"/>
+              </w:rPr>
+            </w:pPr>
+            <w:ins w:id="10075" w:author="审稿修订" w:date="2026-05-27T08:55:13Z">
+              <w:r>
+                <w:rPr/>
+                <w:t xml:space="preserve">入学门槛 ≥2 年大学教育 + 5 年 TCM 专业教育，含监督实习 ≥1200 学时</w:t>
+              </w:r>
+            </w:ins>
+          </w:p>
+        </w:tc>
+        <w:tc>
+          <w:tcPr>
+            <w:tcW w:w="833" w:type="pct"/>
+          </w:tcPr>
+          <w:p>
+            <w:pPr>
+              <w:rPr>
+                <w:ins w:id="10076" w:author="审稿修订" w:date="2026-05-27T08:55:13Z"/>
+              </w:rPr>
+            </w:pPr>
+            <w:ins w:id="10077" w:author="审稿修订" w:date="2026-05-27T08:55:13Z">
+              <w:r>
+                <w:rPr/>
+                <w:t xml:space="preserve">每年 ≥20 学时 CPD（≥4 小时中医专项 + ≥5 小时互动学习）</w:t>
+              </w:r>
+            </w:ins>
+          </w:p>
+        </w:tc>
+      </w:tr>
+      <w:tr>
+        <w:trPr>
+          <w:ins w:id="10078" w:author="审稿修订" w:date="2026-05-27T08:55:13Z"/>
+        </w:trPr>
+        <w:tc>
+          <w:tcPr>
+            <w:tcW w:w="833" w:type="pct"/>
+          </w:tcPr>
+          <w:p>
+            <w:pPr>
+              <w:rPr>
+                <w:ins w:id="10079" w:author="审稿修订" w:date="2026-05-27T08:55:13Z"/>
+              </w:rPr>
+            </w:pPr>
+            <w:ins w:id="10080" w:author="审稿修订" w:date="2026-05-27T08:55:13Z">
+              <w:r>
+                <w:rPr/>
+                <w:t xml:space="preserve">D4 评估机制</w:t>
+              </w:r>
+            </w:ins>
+          </w:p>
+        </w:tc>
+        <w:tc>
+          <w:tcPr>
+            <w:tcW w:w="833" w:type="pct"/>
+          </w:tcPr>
+          <w:p>
+            <w:pPr>
+              <w:rPr>
+                <w:ins w:id="10081" w:author="审稿修订" w:date="2026-05-27T08:55:13Z"/>
+              </w:rPr>
+            </w:pPr>
+            <w:ins w:id="10082" w:author="审稿修订" w:date="2026-05-27T08:55:13Z">
+              <w:r>
+                <w:rPr/>
+                <w:t xml:space="preserve">（未涉及）</w:t>
+              </w:r>
+            </w:ins>
+          </w:p>
+        </w:tc>
+        <w:tc>
+          <w:tcPr>
+            <w:tcW w:w="833" w:type="pct"/>
+          </w:tcPr>
+          <w:p>
+            <w:pPr>
+              <w:rPr>
+                <w:ins w:id="10083" w:author="审稿修订" w:date="2026-05-27T08:55:13Z"/>
+              </w:rPr>
+            </w:pPr>
+            <w:ins w:id="10084" w:author="审稿修订" w:date="2026-05-27T08:55:13Z">
+              <w:r>
+                <w:rPr/>
+                <w:t xml:space="preserve">§59(2) 适用于 fitness to practise 检查</w:t>
+              </w:r>
+            </w:ins>
+          </w:p>
+        </w:tc>
+        <w:tc>
+          <w:tcPr>
+            <w:tcW w:w="833" w:type="pct"/>
+          </w:tcPr>
+          <w:p>
+            <w:pPr>
+              <w:rPr>
+                <w:ins w:id="10085" w:author="审稿修订" w:date="2026-05-27T08:55:13Z"/>
+              </w:rPr>
+            </w:pPr>
+            <w:ins w:id="10086" w:author="审稿修订" w:date="2026-05-27T08:55:13Z">
+              <w:r>
+                <w:rPr/>
+                <w:t xml:space="preserve">申请人须通过注册考试，未通过记录纳入诚信评估</w:t>
+              </w:r>
+            </w:ins>
+          </w:p>
+        </w:tc>
+        <w:tc>
+          <w:tcPr>
+            <w:tcW w:w="833" w:type="pct"/>
+          </w:tcPr>
+          <w:p>
+            <w:pPr>
+              <w:rPr>
+                <w:ins w:id="10087" w:author="审稿修订" w:date="2026-05-27T08:55:13Z"/>
+              </w:rPr>
+            </w:pPr>
+            <w:ins w:id="10088" w:author="审稿修订" w:date="2026-05-27T08:55:13Z">
+              <w:r>
+                <w:rPr/>
+                <w:t xml:space="preserve">认知考试（MCQ）+ OSCE + 临床案例分析（CCS）；Doctor 类临床要求 ≥2400 患者次</w:t>
+              </w:r>
+            </w:ins>
+          </w:p>
+        </w:tc>
+        <w:tc>
+          <w:tcPr>
+            <w:tcW w:w="833" w:type="pct"/>
+          </w:tcPr>
+          <w:p>
+            <w:pPr>
+              <w:rPr>
+                <w:ins w:id="10089" w:author="审稿修订" w:date="2026-05-27T08:55:13Z"/>
+              </w:rPr>
+            </w:pPr>
+            <w:ins w:id="10090" w:author="审稿修订" w:date="2026-05-27T08:55:13Z">
+              <w:r>
+                <w:rPr/>
+                <w:t xml:space="preserve">未设统一国家考试；通过 CPD 与同行监督维持执业资格</w:t>
+              </w:r>
+            </w:ins>
+          </w:p>
+        </w:tc>
+      </w:tr>
+    </w:tbl>
+    <w:p>
+      <w:pPr>
+        <w:rPr>
+          <w:ins w:id="10091" w:author="审稿修订" w:date="2026-05-27T08:55:13Z"/>
+        </w:rPr>
+      </w:pPr>
+      <w:ins w:id="10092" w:author="审稿修订" w:date="2026-05-27T08:55:13Z">
+        <w:r>
+          <w:t xml:space="preserve">数据来源：Government of Ontario, Traditional Chinese Medicine Act, 2006 (06t27); Regulated Health Professions Act, 1991 (91r18)；CTCMPAO Doctor Title Registration Regulation 2025；CTCMPAO TCM Doctor Class Competencies and Introduction；Chinese Medicine Board of Australia, Code of Conduct (2019)。全文及编码原始记录见仓库 source-texts/ 目录。</w:t>
+        </w:r>
+      </w:ins>
     </w:p>
     <w:sectPr>
       <w:pgSz w:w="11906" w:h="16838"/>
